--- a/ЭС Простолупов отчёт 2.docx
+++ b/ЭС Простолупов отчёт 2.docx
@@ -2,18 +2,18 @@
 <file path=word/document.xml><?xml version="1.0" encoding="utf-8"?>
 <w:document xmlns:wpc="http://schemas.microsoft.com/office/word/2010/wordprocessingCanvas" xmlns:cx="http://schemas.microsoft.com/office/drawing/2014/chartex" xmlns:cx1="http://schemas.microsoft.com/office/drawing/2015/9/8/chartex" xmlns:cx2="http://schemas.microsoft.com/office/drawing/2015/10/21/chartex" xmlns:cx3="http://schemas.microsoft.com/office/drawing/2016/5/9/chartex" xmlns:cx4="http://schemas.microsoft.com/office/drawing/2016/5/10/chartex" xmlns:cx5="http://schemas.microsoft.com/office/drawing/2016/5/11/chartex" xmlns:cx6="http://schemas.microsoft.com/office/drawing/2016/5/12/chartex" xmlns:cx7="http://schemas.microsoft.com/office/drawing/2016/5/13/chartex" xmlns:cx8="http://schemas.microsoft.com/office/drawing/2016/5/14/chartex" xmlns:mc="http://schemas.openxmlformats.org/markup-compatibility/2006" xmlns:aink="http://schemas.microsoft.com/office/drawing/2016/ink" xmlns:am3d="http://schemas.microsoft.com/office/drawing/2017/model3d" xmlns:o="urn:schemas-microsoft-com:office:office" xmlns:oel="http://schemas.microsoft.com/office/2019/extlst" xmlns:r="http://schemas.openxmlformats.org/officeDocument/2006/relationships" xmlns:m="http://schemas.openxmlformats.org/officeDocument/2006/math" xmlns:v="urn:schemas-microsoft-com:vml" xmlns:wp14="http://schemas.microsoft.com/office/word/2010/wordprocessingDrawing" xmlns:wp="http://schemas.openxmlformats.org/drawingml/2006/wordprocessingDrawing" xmlns:w10="urn:schemas-microsoft-com:office:word" xmlns:w="http://schemas.openxmlformats.org/wordprocessingml/2006/main" xmlns:w14="http://schemas.microsoft.com/office/word/2010/wordml" xmlns:w15="http://schemas.microsoft.com/office/word/2012/wordml" xmlns:w16cex="http://schemas.microsoft.com/office/word/2018/wordml/cex" xmlns:w16cid="http://schemas.microsoft.com/office/word/2016/wordml/cid" xmlns:w16="http://schemas.microsoft.com/office/word/2018/wordml" xmlns:w16du="http://schemas.microsoft.com/office/word/2023/wordml/word16du" xmlns:w16sdtdh="http://schemas.microsoft.com/office/word/2020/wordml/sdtdatahash" xmlns:w16sdtfl="http://schemas.microsoft.com/office/word/2024/wordml/sdtformatlock" xmlns:w16se="http://schemas.microsoft.com/office/word/2015/wordml/symex" xmlns:wpg="http://schemas.microsoft.com/office/word/2010/wordprocessingGroup" xmlns:wpi="http://schemas.microsoft.com/office/word/2010/wordprocessingInk" xmlns:wne="http://schemas.microsoft.com/office/word/2006/wordml" xmlns:wps="http://schemas.microsoft.com/office/word/2010/wordprocessingShape" mc:Ignorable="w14 w15 w16se w16cid w16 w16cex w16sdtdh w16sdtfl w16du wp14">
   <w:body>
-    <w:bookmarkStart w:id="0" w:name="_Toc31061694" w:displacedByCustomXml="next"/>
-    <w:bookmarkStart w:id="1" w:name="_Toc31051119" w:displacedByCustomXml="next"/>
-    <w:bookmarkStart w:id="2" w:name="_Toc30882602" w:displacedByCustomXml="next"/>
-    <w:bookmarkStart w:id="3" w:name="_Toc30868050" w:displacedByCustomXml="next"/>
-    <w:bookmarkStart w:id="4" w:name="_Toc30684342" w:displacedByCustomXml="next"/>
-    <w:bookmarkStart w:id="5" w:name="_Toc30354783" w:displacedByCustomXml="next"/>
-    <w:bookmarkStart w:id="6" w:name="_Toc30350686" w:displacedByCustomXml="next"/>
-    <w:bookmarkStart w:id="7" w:name="_Toc30461232" w:displacedByCustomXml="next"/>
-    <w:bookmarkStart w:id="8" w:name="_Toc30462740" w:displacedByCustomXml="next"/>
-    <w:bookmarkStart w:id="9" w:name="_Toc30695671" w:displacedByCustomXml="next"/>
-    <w:bookmarkStart w:id="10" w:name="_Toc30969628" w:displacedByCustomXml="next"/>
-    <w:bookmarkStart w:id="11" w:name="_Toc30970551" w:displacedByCustomXml="next"/>
+    <w:bookmarkStart w:id="0" w:name="_Toc30970551" w:displacedByCustomXml="next"/>
+    <w:bookmarkStart w:id="1" w:name="_Toc30969628" w:displacedByCustomXml="next"/>
+    <w:bookmarkStart w:id="2" w:name="_Toc30695671" w:displacedByCustomXml="next"/>
+    <w:bookmarkStart w:id="3" w:name="_Toc30462740" w:displacedByCustomXml="next"/>
+    <w:bookmarkStart w:id="4" w:name="_Toc30461232" w:displacedByCustomXml="next"/>
+    <w:bookmarkStart w:id="5" w:name="_Toc30350686" w:displacedByCustomXml="next"/>
+    <w:bookmarkStart w:id="6" w:name="_Toc30354783" w:displacedByCustomXml="next"/>
+    <w:bookmarkStart w:id="7" w:name="_Toc30684342" w:displacedByCustomXml="next"/>
+    <w:bookmarkStart w:id="8" w:name="_Toc30868050" w:displacedByCustomXml="next"/>
+    <w:bookmarkStart w:id="9" w:name="_Toc30882602" w:displacedByCustomXml="next"/>
+    <w:bookmarkStart w:id="10" w:name="_Toc31051119" w:displacedByCustomXml="next"/>
+    <w:bookmarkStart w:id="11" w:name="_Toc31061694" w:displacedByCustomXml="next"/>
     <w:sdt>
       <w:sdtPr>
         <w:rPr>
@@ -52,7 +52,7 @@
             </w:rPr>
             <w:t>С</w:t>
           </w:r>
-          <w:bookmarkEnd w:id="6"/>
+          <w:bookmarkEnd w:id="5"/>
           <w:r>
             <w:rPr>
               <w:sz w:val="28"/>
@@ -72,7 +72,7 @@
           <w:bookmarkEnd w:id="9"/>
           <w:bookmarkEnd w:id="8"/>
           <w:bookmarkEnd w:id="7"/>
-          <w:bookmarkEnd w:id="5"/>
+          <w:bookmarkEnd w:id="6"/>
           <w:bookmarkEnd w:id="4"/>
           <w:bookmarkEnd w:id="3"/>
           <w:bookmarkEnd w:id="2"/>
@@ -1644,7 +1644,11 @@
         <w:ind w:left="708"/>
       </w:pPr>
       <w:r>
-        <w:t>С учетом выявленных значений характеристик ЭС относится к классу простых статических экспертных систем: простая, статическая, поверхностная, традиционная, содержит до 100 правил, расчетный срок разработки составляет 1–2 месяца, система ориентирована на использование на ПЭВМ и мобильных устройствах.</w:t>
+        <w:t xml:space="preserve">С учетом выявленных значений характеристик ЭС относится к классу простых статических экспертных систем: простая, статическая, </w:t>
+      </w:r>
+      <w:r>
+        <w:lastRenderedPageBreak/>
+        <w:t>поверхностная, традиционная, содержит до 100 правил, расчетный срок разработки составляет 1–2 месяца, система ориентирована на использование на ПЭВМ и мобильных устройствах.</w:t>
       </w:r>
     </w:p>
     <w:p>
@@ -1653,505 +1657,347 @@
       </w:pPr>
       <w:bookmarkStart w:id="25" w:name="_Toc231958437"/>
       <w:r>
+        <w:t>Этап формализации</w:t>
+      </w:r>
+      <w:bookmarkEnd w:id="25"/>
+    </w:p>
+    <w:p>
+      <w:pPr>
+        <w:pStyle w:val="afff2"/>
+      </w:pPr>
+      <w:r>
+        <w:t>По стадии существования ЭС «Выбор метода рыбалки» представляет собой демонстрационный прототип.</w:t>
+      </w:r>
+    </w:p>
+    <w:p>
+      <w:pPr>
+        <w:pStyle w:val="afff2"/>
+      </w:pPr>
+      <w:r>
+        <w:t>При создании этого прототипа как инструментальное средство используется программная оболочка ЭС (например, GURU), которая имеет:</w:t>
+      </w:r>
+    </w:p>
+    <w:p>
+      <w:pPr>
+        <w:pStyle w:val="afff2"/>
+      </w:pPr>
+      <w:r>
+        <w:t>средства для представления знаний на продукционных правилах;</w:t>
+      </w:r>
+    </w:p>
+    <w:p>
+      <w:pPr>
+        <w:pStyle w:val="afff2"/>
+      </w:pPr>
+      <w:r>
+        <w:t>встроенный механизм прямого логического вывода;</w:t>
+      </w:r>
+    </w:p>
+    <w:p>
+      <w:pPr>
+        <w:pStyle w:val="afff2"/>
+      </w:pPr>
+      <w:r>
+        <w:t>возможность проведения четких рассуждений.</w:t>
+      </w:r>
+    </w:p>
+    <w:p>
+      <w:pPr>
+        <w:pStyle w:val="afff2"/>
+      </w:pPr>
+      <w:r>
+        <w:t xml:space="preserve">Формально знания о предметной области «Выбор метода рыбалки» представлены на рисунке 3.1. Сокращение </w:t>
+      </w:r>
+      <w:proofErr w:type="spellStart"/>
+      <w:r>
+        <w:t>Зн</w:t>
+      </w:r>
+      <w:proofErr w:type="spellEnd"/>
+      <w:r>
+        <w:t xml:space="preserve"> обозначает термин «знание». В каждой строке после порядкового номера знаний и их обозначения записана интерпретация этого знания о предметной области:</w:t>
+      </w:r>
+    </w:p>
+    <w:p>
+      <w:pPr>
+        <w:pStyle w:val="afff2"/>
+      </w:pPr>
+      <w:r>
+        <w:t>В ЭС «Выбор метода рыбалки» используются продукционные правила как способ представления знаний.</w:t>
+      </w:r>
+    </w:p>
+    <w:p>
+      <w:pPr>
+        <w:pStyle w:val="afffff4"/>
+        <w:ind w:left="100" w:right="109"/>
+        <w:jc w:val="both"/>
+        <w:rPr>
+          <w:highlight w:val="lightGray"/>
+        </w:rPr>
+      </w:pPr>
+      <w:r>
+        <w:rPr>
+          <w:highlight w:val="lightGray"/>
+        </w:rPr>
+        <w:t>1. Зн1 - Если Сезон = Зима и Темп = Активный и Добыча = Зубастый хищник, то Метод = Зимнее блеснение / балансир;</w:t>
+      </w:r>
+    </w:p>
+    <w:p>
+      <w:pPr>
+        <w:pStyle w:val="afffff4"/>
+        <w:ind w:left="100" w:right="109"/>
+        <w:jc w:val="both"/>
+        <w:rPr>
+          <w:highlight w:val="lightGray"/>
+        </w:rPr>
+      </w:pPr>
+      <w:r>
+        <w:rPr>
+          <w:highlight w:val="lightGray"/>
+        </w:rPr>
+        <w:t>2. Зн2 - Если Сезон = Зима и Темп = Активный и Добыча = Мирная рыба, то Метод = Зимняя ловля на мормышку (активная);</w:t>
+      </w:r>
+    </w:p>
+    <w:p>
+      <w:pPr>
+        <w:pStyle w:val="afffff4"/>
+        <w:ind w:left="100" w:right="109"/>
+        <w:jc w:val="both"/>
+        <w:rPr>
+          <w:highlight w:val="lightGray"/>
+        </w:rPr>
+      </w:pPr>
+      <w:r>
+        <w:rPr>
+          <w:highlight w:val="lightGray"/>
+        </w:rPr>
+        <w:t>3. Зн3 - Если Сезон = Зима и Темп = Созерцательный и Добыча = Мирная рыба и Прикормка = Да, то Метод = Зимняя поплавочная удочка;</w:t>
+      </w:r>
+    </w:p>
+    <w:p>
+      <w:pPr>
+        <w:pStyle w:val="afffff4"/>
+        <w:ind w:left="100" w:right="109"/>
+        <w:jc w:val="both"/>
+        <w:rPr>
+          <w:highlight w:val="lightGray"/>
+        </w:rPr>
+      </w:pPr>
+      <w:r>
+        <w:rPr>
+          <w:highlight w:val="lightGray"/>
+        </w:rPr>
+        <w:t>4. Зн4 - Если Сезон = Зима и Темп = Созерцательный и Добыча = Зубастый хищник, то Метод = Ловля на зимние жерлицы;</w:t>
+      </w:r>
+    </w:p>
+    <w:p>
+      <w:pPr>
+        <w:pStyle w:val="afffff4"/>
+        <w:ind w:left="100" w:right="109"/>
+        <w:jc w:val="both"/>
+        <w:rPr>
+          <w:highlight w:val="lightGray"/>
+        </w:rPr>
+      </w:pPr>
+      <w:r>
+        <w:rPr>
+          <w:highlight w:val="lightGray"/>
+        </w:rPr>
+        <w:t>5. Зн5 - Если Сезон = Лето и Темп = Созерцательный и Доступность = Берег и Акватория = Тихая вода, то Метод = Поплавочная удочка (мах);</w:t>
+      </w:r>
+    </w:p>
+    <w:p>
+      <w:pPr>
+        <w:pStyle w:val="afffff4"/>
+        <w:ind w:left="100" w:right="109"/>
+        <w:jc w:val="both"/>
+        <w:rPr>
+          <w:highlight w:val="lightGray"/>
+        </w:rPr>
+      </w:pPr>
+      <w:r>
+        <w:rPr>
+          <w:highlight w:val="lightGray"/>
+        </w:rPr>
+        <w:t>6. Зн6 - Если Сезон = Лето и Темп = Созерцательный и Доступность = Берег и Акватория = Глубокое дно и Прикормка = Да, то Метод = Фидер (донная ловля с кормушкой);</w:t>
+      </w:r>
+    </w:p>
+    <w:p>
+      <w:pPr>
+        <w:pStyle w:val="afffff4"/>
+        <w:ind w:left="100" w:right="109"/>
+        <w:jc w:val="both"/>
+        <w:rPr>
+          <w:highlight w:val="lightGray"/>
+        </w:rPr>
+      </w:pPr>
+      <w:r>
+        <w:rPr>
+          <w:highlight w:val="lightGray"/>
+        </w:rPr>
+        <w:t>7. Зн7 - Если Сезон = Лето и Темп = Созерцательный и Доступность = Берег и Акватория = Глубокое дно и Прикормка = Нет, то Метод = Простая донная удочка (донка);</w:t>
+      </w:r>
+    </w:p>
+    <w:p>
+      <w:pPr>
+        <w:pStyle w:val="afffff4"/>
+        <w:ind w:left="100" w:right="109"/>
+        <w:jc w:val="both"/>
+        <w:rPr>
+          <w:highlight w:val="lightGray"/>
+        </w:rPr>
+      </w:pPr>
+      <w:r>
+        <w:rPr>
+          <w:highlight w:val="lightGray"/>
+        </w:rPr>
+        <w:t>8. Зн8 - Если Сезон = Лето и Темп = Активный и Доступность = Заход в воду и Акватория = Быстрая река, то Метод = Нахлыст вброд;</w:t>
+      </w:r>
+    </w:p>
+    <w:p>
+      <w:pPr>
+        <w:pStyle w:val="afffff4"/>
+        <w:ind w:left="100" w:right="109"/>
+        <w:jc w:val="both"/>
+        <w:rPr>
+          <w:highlight w:val="lightGray"/>
+        </w:rPr>
+      </w:pPr>
+      <w:r>
+        <w:rPr>
+          <w:highlight w:val="lightGray"/>
+        </w:rPr>
+        <w:t xml:space="preserve">9. Зн9 - Если Сезон = Лето и Темп = Активный и Доступность = Берег и </w:t>
+      </w:r>
+      <w:r>
+        <w:rPr>
+          <w:highlight w:val="lightGray"/>
+        </w:rPr>
         <w:lastRenderedPageBreak/>
-        <w:t>Этап формализации</w:t>
-      </w:r>
-      <w:bookmarkEnd w:id="25"/>
+        <w:t>Акватория = Быстрая река, то Метод = Легкий спиннинг (ультралайт);</w:t>
+      </w:r>
+    </w:p>
+    <w:p>
+      <w:pPr>
+        <w:pStyle w:val="afffff4"/>
+        <w:ind w:left="100" w:right="109"/>
+        <w:jc w:val="both"/>
+        <w:rPr>
+          <w:highlight w:val="lightGray"/>
+        </w:rPr>
+      </w:pPr>
+      <w:r>
+        <w:rPr>
+          <w:highlight w:val="lightGray"/>
+        </w:rPr>
+        <w:t xml:space="preserve">10. Зн10 - Если Сезон = Лето и Темп = Активный и Доступность = Берег и Акватория = Тихая вода и Добыча = Зубастый хищник, то Метод = Классический спиннинг </w:t>
+      </w:r>
+      <w:proofErr w:type="spellStart"/>
+      <w:r>
+        <w:rPr>
+          <w:highlight w:val="lightGray"/>
+        </w:rPr>
+        <w:t>взаброс</w:t>
+      </w:r>
+      <w:proofErr w:type="spellEnd"/>
+      <w:r>
+        <w:rPr>
+          <w:highlight w:val="lightGray"/>
+        </w:rPr>
+        <w:t>;</w:t>
+      </w:r>
+    </w:p>
+    <w:p>
+      <w:pPr>
+        <w:pStyle w:val="afffff4"/>
+        <w:ind w:left="100" w:right="109"/>
+        <w:jc w:val="both"/>
+        <w:rPr>
+          <w:highlight w:val="lightGray"/>
+        </w:rPr>
+      </w:pPr>
+      <w:r>
+        <w:rPr>
+          <w:highlight w:val="lightGray"/>
+        </w:rPr>
+        <w:t>11. Зн11 - Если Сезон = Лето и Темп = Активный и Доступность = Берег и Акватория = Тихая вода и Добыча = Мирная рыба, то Метод = Бомбарда (</w:t>
+      </w:r>
+      <w:proofErr w:type="spellStart"/>
+      <w:r>
+        <w:rPr>
+          <w:highlight w:val="lightGray"/>
+        </w:rPr>
+        <w:t>сбирулино</w:t>
+      </w:r>
+      <w:proofErr w:type="spellEnd"/>
+      <w:r>
+        <w:rPr>
+          <w:highlight w:val="lightGray"/>
+        </w:rPr>
+        <w:t>);</w:t>
+      </w:r>
+    </w:p>
+    <w:p>
+      <w:pPr>
+        <w:pStyle w:val="afffff4"/>
+        <w:ind w:left="100" w:right="109"/>
+        <w:jc w:val="both"/>
+        <w:rPr>
+          <w:highlight w:val="lightGray"/>
+        </w:rPr>
+      </w:pPr>
+      <w:r>
+        <w:rPr>
+          <w:highlight w:val="lightGray"/>
+        </w:rPr>
+        <w:t>12. Зн12 - Если Сезон = Лето и Доступность = Лодка без мотора и Темп = Созерцательный, то Метод = Бортовая удочка;</w:t>
+      </w:r>
+    </w:p>
+    <w:p>
+      <w:pPr>
+        <w:pStyle w:val="afffff4"/>
+        <w:ind w:left="100" w:right="109"/>
+        <w:jc w:val="both"/>
+        <w:rPr>
+          <w:highlight w:val="lightGray"/>
+        </w:rPr>
+      </w:pPr>
+      <w:r>
+        <w:rPr>
+          <w:highlight w:val="lightGray"/>
+        </w:rPr>
+        <w:t>13. Зн13 - Если Сезон = Лето и Доступность = Моторная лодка и Темп = Созерцательный и Добыча = Зубастый хищник, то Метод = Троллинг;</w:t>
+      </w:r>
+    </w:p>
+    <w:p>
+      <w:pPr>
+        <w:pStyle w:val="afffff4"/>
+        <w:ind w:left="100" w:right="109"/>
+        <w:jc w:val="both"/>
+      </w:pPr>
+      <w:r>
+        <w:rPr>
+          <w:highlight w:val="lightGray"/>
+        </w:rPr>
+        <w:t xml:space="preserve">14. Зн14 - Если Сезон = Лето и Доступность = Моторная лодка и Темп = Активный и Добыча = Зубастый хищник, то Метод = Лодочный спиннинг </w:t>
+      </w:r>
+      <w:proofErr w:type="spellStart"/>
+      <w:r>
+        <w:rPr>
+          <w:highlight w:val="lightGray"/>
+        </w:rPr>
+        <w:t>взаброс</w:t>
+      </w:r>
+      <w:proofErr w:type="spellEnd"/>
+      <w:r>
+        <w:rPr>
+          <w:highlight w:val="lightGray"/>
+        </w:rPr>
+        <w:t>;</w:t>
+      </w:r>
     </w:p>
     <w:p>
       <w:pPr>
         <w:pStyle w:val="afff2"/>
-      </w:pPr>
-      <w:r>
-        <w:t>По стадии существования ЭС «Выбор метода рыбалки» представляет собой демонстрационный прототип.</w:t>
-      </w:r>
-    </w:p>
-    <w:p>
-      <w:pPr>
-        <w:pStyle w:val="afff2"/>
-      </w:pPr>
-      <w:r>
-        <w:t>При создании этого прототипа как инструментальное средство используется программная оболочка ЭС (например, GURU), которая имеет:</w:t>
-      </w:r>
-    </w:p>
-    <w:p>
-      <w:pPr>
-        <w:pStyle w:val="afff2"/>
-      </w:pPr>
-      <w:r>
-        <w:t>средства для представления знаний на продукционных правилах;</w:t>
-      </w:r>
-    </w:p>
-    <w:p>
-      <w:pPr>
-        <w:pStyle w:val="afff2"/>
-      </w:pPr>
-      <w:r>
-        <w:t>встроенный механизм прямого логического вывода;</w:t>
-      </w:r>
-    </w:p>
-    <w:p>
-      <w:pPr>
-        <w:pStyle w:val="afff2"/>
-      </w:pPr>
-      <w:r>
-        <w:t>возможность проведения четких рассуждений.</w:t>
-      </w:r>
-    </w:p>
-    <w:p>
-      <w:pPr>
-        <w:pStyle w:val="afff2"/>
-      </w:pPr>
-      <w:r>
-        <w:rPr>
-          <w:noProof/>
-          <w:lang w:eastAsia="ru-RU"/>
-        </w:rPr>
-        <mc:AlternateContent>
-          <mc:Choice Requires="wps">
-            <w:drawing>
-              <wp:anchor distT="0" distB="0" distL="0" distR="0" simplePos="0" relativeHeight="251659264" behindDoc="1" locked="0" layoutInCell="1" allowOverlap="1" wp14:anchorId="6D7D926C" wp14:editId="67A20282">
-                <wp:simplePos x="0" y="0"/>
-                <wp:positionH relativeFrom="page">
-                  <wp:posOffset>1160890</wp:posOffset>
-                </wp:positionH>
-                <wp:positionV relativeFrom="paragraph">
-                  <wp:posOffset>534449</wp:posOffset>
-                </wp:positionV>
-                <wp:extent cx="5927090" cy="6838122"/>
-                <wp:effectExtent l="0" t="0" r="16510" b="20320"/>
-                <wp:wrapTopAndBottom/>
-                <wp:docPr id="3" name="Надпись 3"/>
-                <wp:cNvGraphicFramePr>
-                  <a:graphicFrameLocks xmlns:a="http://schemas.openxmlformats.org/drawingml/2006/main"/>
-                </wp:cNvGraphicFramePr>
-                <a:graphic xmlns:a="http://schemas.openxmlformats.org/drawingml/2006/main">
-                  <a:graphicData uri="http://schemas.microsoft.com/office/word/2010/wordprocessingShape">
-                    <wps:wsp>
-                      <wps:cNvSpPr txBox="1">
-                        <a:spLocks noChangeArrowheads="1"/>
-                      </wps:cNvSpPr>
-                      <wps:spPr bwMode="auto">
-                        <a:xfrm>
-                          <a:off x="0" y="0"/>
-                          <a:ext cx="5927090" cy="6838122"/>
-                        </a:xfrm>
-                        <a:prstGeom prst="rect">
-                          <a:avLst/>
-                        </a:prstGeom>
-                        <a:noFill/>
-                        <a:ln w="6096">
-                          <a:solidFill>
-                            <a:srgbClr val="000000"/>
-                          </a:solidFill>
-                          <a:prstDash val="solid"/>
-                          <a:miter lim="800000"/>
-                          <a:headEnd/>
-                          <a:tailEnd/>
-                        </a:ln>
-                        <a:extLst>
-                          <a:ext uri="{909E8E84-426E-40DD-AFC4-6F175D3DCCD1}">
-                            <a14:hiddenFill xmlns:a14="http://schemas.microsoft.com/office/drawing/2010/main">
-                              <a:solidFill>
-                                <a:srgbClr val="FFFFFF"/>
-                              </a:solidFill>
-                            </a14:hiddenFill>
-                          </a:ext>
-                        </a:extLst>
-                      </wps:spPr>
-                      <wps:txbx>
-                        <w:txbxContent>
-                          <w:p>
-                            <w:pPr>
-                              <w:pStyle w:val="afffff4"/>
-                              <w:ind w:left="100" w:right="109"/>
-                              <w:jc w:val="both"/>
-                            </w:pPr>
-                            <w:r>
-                              <w:t>1. Зн1 - Если Сезон = Зима и Темп = Активный и Добыча = Зубастый хищник, то Метод = Зимнее блеснение / балансир;</w:t>
-                            </w:r>
-                          </w:p>
-                          <w:p>
-                            <w:pPr>
-                              <w:pStyle w:val="afffff4"/>
-                              <w:ind w:left="100" w:right="109"/>
-                              <w:jc w:val="both"/>
-                            </w:pPr>
-                            <w:r>
-                              <w:t>2. Зн2 - Если Сезон = Зима и Темп = Активный и Добыча = Мирная рыба, то Метод = Зимняя ловля на мормышку (активная);</w:t>
-                            </w:r>
-                          </w:p>
-                          <w:p>
-                            <w:pPr>
-                              <w:pStyle w:val="afffff4"/>
-                              <w:ind w:left="100" w:right="109"/>
-                              <w:jc w:val="both"/>
-                            </w:pPr>
-                            <w:r>
-                              <w:t>3. Зн3 - Если Сезон = Зима и Темп = Созерцательный и Добыча = Мирная рыба и Прикормка = Да, то Метод = Зимняя поплавочная удочка;</w:t>
-                            </w:r>
-                          </w:p>
-                          <w:p>
-                            <w:pPr>
-                              <w:pStyle w:val="afffff4"/>
-                              <w:ind w:left="100" w:right="109"/>
-                              <w:jc w:val="both"/>
-                            </w:pPr>
-                            <w:r>
-                              <w:t>4. Зн4 - Если Сезон = Зима и Темп = Созерцательный и Добыча = Зубастый хищник, то Метод = Ловля на зимние жерлицы;</w:t>
-                            </w:r>
-                          </w:p>
-                          <w:p>
-                            <w:pPr>
-                              <w:pStyle w:val="afffff4"/>
-                              <w:ind w:left="100" w:right="109"/>
-                              <w:jc w:val="both"/>
-                            </w:pPr>
-                            <w:r>
-                              <w:t>5. Зн5 - Если Сезон = Лето и Темп = Созерцательный и Доступность = Берег и Акватория = Тихая вода, то Метод = Поплавочная удочка (мах);</w:t>
-                            </w:r>
-                          </w:p>
-                          <w:p>
-                            <w:pPr>
-                              <w:pStyle w:val="afffff4"/>
-                              <w:ind w:left="100" w:right="109"/>
-                              <w:jc w:val="both"/>
-                            </w:pPr>
-                            <w:r>
-                              <w:t>6. Зн6 - Если Сезон = Лето и Темп = Созерцательный и Доступность = Берег и Акватория = Глубокое дно и Прикормка = Да, то Метод = Фидер (донная ловля с кормушкой);</w:t>
-                            </w:r>
-                          </w:p>
-                          <w:p>
-                            <w:pPr>
-                              <w:pStyle w:val="afffff4"/>
-                              <w:ind w:left="100" w:right="109"/>
-                              <w:jc w:val="both"/>
-                            </w:pPr>
-                            <w:r>
-                              <w:t>7. Зн7 - Если Сезон = Лето и Темп = Созерцательный и Доступность = Берег и Акватория = Глубокое дно и Прикормка = Нет, то Метод = Простая донная удочка (донка);</w:t>
-                            </w:r>
-                          </w:p>
-                          <w:p>
-                            <w:pPr>
-                              <w:pStyle w:val="afffff4"/>
-                              <w:ind w:left="100" w:right="109"/>
-                              <w:jc w:val="both"/>
-                            </w:pPr>
-                            <w:r>
-                              <w:t>8. Зн8 - Если Сезон = Лето и Темп = Активный и Доступность = Заход в воду и Акватория = Быстрая река, то Метод = Нахлыст вброд;</w:t>
-                            </w:r>
-                          </w:p>
-                          <w:p>
-                            <w:pPr>
-                              <w:pStyle w:val="afffff4"/>
-                              <w:ind w:left="100" w:right="109"/>
-                              <w:jc w:val="both"/>
-                            </w:pPr>
-                            <w:r>
-                              <w:t>9. Зн9 - Если Сезон = Лето и Темп = Активный и Доступность = Берег и Акватория = Быстрая река, то Метод = Легкий спиннинг (ультралайт);</w:t>
-                            </w:r>
-                          </w:p>
-                          <w:p>
-                            <w:pPr>
-                              <w:pStyle w:val="afffff4"/>
-                              <w:ind w:left="100" w:right="109"/>
-                              <w:jc w:val="both"/>
-                            </w:pPr>
-                            <w:r>
-                              <w:t xml:space="preserve">10. Зн10 - Если Сезон = Лето и Темп = Активный и Доступность = Берег и Акватория = Тихая вода и Добыча = Зубастый хищник, то Метод = Классический спиннинг </w:t>
-                            </w:r>
-                            <w:proofErr w:type="spellStart"/>
-                            <w:r>
-                              <w:t>взаброс</w:t>
-                            </w:r>
-                            <w:proofErr w:type="spellEnd"/>
-                            <w:r>
-                              <w:t>;</w:t>
-                            </w:r>
-                          </w:p>
-                          <w:p>
-                            <w:pPr>
-                              <w:pStyle w:val="afffff4"/>
-                              <w:ind w:left="100" w:right="109"/>
-                              <w:jc w:val="both"/>
-                            </w:pPr>
-                            <w:r>
-                              <w:t>11. Зн11 - Если Сезон = Лето и Темп = Активный и Доступность = Берег и Акватория = Тихая вода и Добыча = Мирная рыба, то Метод = Бомбарда (</w:t>
-                            </w:r>
-                            <w:proofErr w:type="spellStart"/>
-                            <w:r>
-                              <w:t>сбирулино</w:t>
-                            </w:r>
-                            <w:proofErr w:type="spellEnd"/>
-                            <w:r>
-                              <w:t>);</w:t>
-                            </w:r>
-                          </w:p>
-                          <w:p>
-                            <w:pPr>
-                              <w:pStyle w:val="afffff4"/>
-                              <w:ind w:left="100" w:right="109"/>
-                              <w:jc w:val="both"/>
-                            </w:pPr>
-                            <w:r>
-                              <w:t>12. Зн12 - Если Сезон = Лето и Доступность = Лодка без мотора и Темп = Созерцательный, то Метод = Бортовая удочка;</w:t>
-                            </w:r>
-                          </w:p>
-                          <w:p>
-                            <w:pPr>
-                              <w:pStyle w:val="afffff4"/>
-                              <w:ind w:left="100" w:right="109"/>
-                              <w:jc w:val="both"/>
-                            </w:pPr>
-                            <w:r>
-                              <w:t>13. Зн13 - Если Сезон = Лето и Доступность = Моторная лодка и Темп = Созерцательный и Добыча = Зубастый хищник, то Метод = Троллинг;</w:t>
-                            </w:r>
-                          </w:p>
-                          <w:p>
-                            <w:pPr>
-                              <w:pStyle w:val="afffff4"/>
-                              <w:ind w:left="100" w:right="109"/>
-                              <w:jc w:val="both"/>
-                            </w:pPr>
-                            <w:r>
-                              <w:t xml:space="preserve">14. Зн14 - Если Сезон = Лето и Доступность = Моторная лодка и Темп = Активный и Добыча = Зубастый хищник, то Метод = Лодочный спиннинг </w:t>
-                            </w:r>
-                            <w:proofErr w:type="spellStart"/>
-                            <w:r>
-                              <w:t>взаброс</w:t>
-                            </w:r>
-                            <w:proofErr w:type="spellEnd"/>
-                            <w:r>
-                              <w:t>;</w:t>
-                            </w:r>
-                          </w:p>
-                        </w:txbxContent>
-                      </wps:txbx>
-                      <wps:bodyPr rot="0" vert="horz" wrap="square" lIns="0" tIns="0" rIns="0" bIns="0" anchor="t" anchorCtr="0" upright="1">
-                        <a:noAutofit/>
-                      </wps:bodyPr>
-                    </wps:wsp>
-                  </a:graphicData>
-                </a:graphic>
-                <wp14:sizeRelH relativeFrom="page">
-                  <wp14:pctWidth>0</wp14:pctWidth>
-                </wp14:sizeRelH>
-                <wp14:sizeRelV relativeFrom="page">
-                  <wp14:pctHeight>0</wp14:pctHeight>
-                </wp14:sizeRelV>
-              </wp:anchor>
-            </w:drawing>
-          </mc:Choice>
-          <mc:Fallback>
-            <w:pict>
-              <v:shapetype w14:anchorId="6D7D926C" id="_x0000_t202" coordsize="21600,21600" o:spt="202" path="m,l,21600r21600,l21600,xe">
-                <v:stroke joinstyle="miter"/>
-                <v:path gradientshapeok="t" o:connecttype="rect"/>
-              </v:shapetype>
-              <v:shape id="Надпись 3" o:spid="_x0000_s1026" type="#_x0000_t202" style="position:absolute;left:0;text-align:left;margin-left:91.4pt;margin-top:42.1pt;width:466.7pt;height:538.45pt;z-index:-251657216;visibility:visible;mso-wrap-style:square;mso-width-percent:0;mso-height-percent:0;mso-wrap-distance-left:0;mso-wrap-distance-top:0;mso-wrap-distance-right:0;mso-wrap-distance-bottom:0;mso-position-horizontal:absolute;mso-position-horizontal-relative:page;mso-position-vertical:absolute;mso-position-vertical-relative:text;mso-width-percent:0;mso-height-percent:0;mso-width-relative:page;mso-height-relative:page;v-text-anchor:top" o:gfxdata="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" filled="f" strokeweight=".48pt">
-                <v:textbox inset="0,0,0,0">
-                  <w:txbxContent>
-                    <w:p>
-                      <w:pPr>
-                        <w:pStyle w:val="afffff4"/>
-                        <w:ind w:left="100" w:right="109"/>
-                        <w:jc w:val="both"/>
-                      </w:pPr>
-                      <w:r>
-                        <w:t>1. Зн1 - Если Сезон = Зима и Темп = Активный и Добыча = Зубастый хищник, то Метод = Зимнее блеснение / балансир;</w:t>
-                      </w:r>
-                    </w:p>
-                    <w:p>
-                      <w:pPr>
-                        <w:pStyle w:val="afffff4"/>
-                        <w:ind w:left="100" w:right="109"/>
-                        <w:jc w:val="both"/>
-                      </w:pPr>
-                      <w:r>
-                        <w:t>2. Зн2 - Если Сезон = Зима и Темп = Активный и Добыча = Мирная рыба, то Метод = Зимняя ловля на мормышку (активная);</w:t>
-                      </w:r>
-                    </w:p>
-                    <w:p>
-                      <w:pPr>
-                        <w:pStyle w:val="afffff4"/>
-                        <w:ind w:left="100" w:right="109"/>
-                        <w:jc w:val="both"/>
-                      </w:pPr>
-                      <w:r>
-                        <w:t>3. Зн3 - Если Сезон = Зима и Темп = Созерцательный и Добыча = Мирная рыба и Прикормка = Да, то Метод = Зимняя поплавочная удочка;</w:t>
-                      </w:r>
-                    </w:p>
-                    <w:p>
-                      <w:pPr>
-                        <w:pStyle w:val="afffff4"/>
-                        <w:ind w:left="100" w:right="109"/>
-                        <w:jc w:val="both"/>
-                      </w:pPr>
-                      <w:r>
-                        <w:t>4. Зн4 - Если Сезон = Зима и Темп = Созерцательный и Добыча = Зубастый хищник, то Метод = Ловля на зимние жерлицы;</w:t>
-                      </w:r>
-                    </w:p>
-                    <w:p>
-                      <w:pPr>
-                        <w:pStyle w:val="afffff4"/>
-                        <w:ind w:left="100" w:right="109"/>
-                        <w:jc w:val="both"/>
-                      </w:pPr>
-                      <w:r>
-                        <w:t>5. Зн5 - Если Сезон = Лето и Темп = Созерцательный и Доступность = Берег и Акватория = Тихая вода, то Метод = Поплавочная удочка (мах);</w:t>
-                      </w:r>
-                    </w:p>
-                    <w:p>
-                      <w:pPr>
-                        <w:pStyle w:val="afffff4"/>
-                        <w:ind w:left="100" w:right="109"/>
-                        <w:jc w:val="both"/>
-                      </w:pPr>
-                      <w:r>
-                        <w:t>6. Зн6 - Если Сезон = Лето и Темп = Созерцательный и Доступность = Берег и Акватория = Глубокое дно и Прикормка = Да, то Метод = Фидер (донная ловля с кормушкой);</w:t>
-                      </w:r>
-                    </w:p>
-                    <w:p>
-                      <w:pPr>
-                        <w:pStyle w:val="afffff4"/>
-                        <w:ind w:left="100" w:right="109"/>
-                        <w:jc w:val="both"/>
-                      </w:pPr>
-                      <w:r>
-                        <w:t>7. Зн7 - Если Сезон = Лето и Темп = Созерцательный и Доступность = Берег и Акватория = Глубокое дно и Прикормка = Нет, то Метод = Простая донная удочка (донка);</w:t>
-                      </w:r>
-                    </w:p>
-                    <w:p>
-                      <w:pPr>
-                        <w:pStyle w:val="afffff4"/>
-                        <w:ind w:left="100" w:right="109"/>
-                        <w:jc w:val="both"/>
-                      </w:pPr>
-                      <w:r>
-                        <w:t>8. Зн8 - Если Сезон = Лето и Темп = Активный и Доступность = Заход в воду и Акватория = Быстрая река, то Метод = Нахлыст вброд;</w:t>
-                      </w:r>
-                    </w:p>
-                    <w:p>
-                      <w:pPr>
-                        <w:pStyle w:val="afffff4"/>
-                        <w:ind w:left="100" w:right="109"/>
-                        <w:jc w:val="both"/>
-                      </w:pPr>
-                      <w:r>
-                        <w:t>9. Зн9 - Если Сезон = Лето и Темп = Активный и Доступность = Берег и Акватория = Быстрая река, то Метод = Легкий спиннинг (ультралайт);</w:t>
-                      </w:r>
-                    </w:p>
-                    <w:p>
-                      <w:pPr>
-                        <w:pStyle w:val="afffff4"/>
-                        <w:ind w:left="100" w:right="109"/>
-                        <w:jc w:val="both"/>
-                      </w:pPr>
-                      <w:r>
-                        <w:t xml:space="preserve">10. Зн10 - Если Сезон = Лето и Темп = Активный и Доступность = Берег и Акватория = Тихая вода и Добыча = Зубастый хищник, то Метод = Классический спиннинг </w:t>
-                      </w:r>
-                      <w:proofErr w:type="spellStart"/>
-                      <w:r>
-                        <w:t>взаброс</w:t>
-                      </w:r>
-                      <w:proofErr w:type="spellEnd"/>
-                      <w:r>
-                        <w:t>;</w:t>
-                      </w:r>
-                    </w:p>
-                    <w:p>
-                      <w:pPr>
-                        <w:pStyle w:val="afffff4"/>
-                        <w:ind w:left="100" w:right="109"/>
-                        <w:jc w:val="both"/>
-                      </w:pPr>
-                      <w:r>
-                        <w:t>11. Зн11 - Если Сезон = Лето и Темп = Активный и Доступность = Берег и Акватория = Тихая вода и Добыча = Мирная рыба, то Метод = Бомбарда (</w:t>
-                      </w:r>
-                      <w:proofErr w:type="spellStart"/>
-                      <w:r>
-                        <w:t>сбирулино</w:t>
-                      </w:r>
-                      <w:proofErr w:type="spellEnd"/>
-                      <w:r>
-                        <w:t>);</w:t>
-                      </w:r>
-                    </w:p>
-                    <w:p>
-                      <w:pPr>
-                        <w:pStyle w:val="afffff4"/>
-                        <w:ind w:left="100" w:right="109"/>
-                        <w:jc w:val="both"/>
-                      </w:pPr>
-                      <w:r>
-                        <w:t>12. Зн12 - Если Сезон = Лето и Доступность = Лодка без мотора и Темп = Созерцательный, то Метод = Бортовая удочка;</w:t>
-                      </w:r>
-                    </w:p>
-                    <w:p>
-                      <w:pPr>
-                        <w:pStyle w:val="afffff4"/>
-                        <w:ind w:left="100" w:right="109"/>
-                        <w:jc w:val="both"/>
-                      </w:pPr>
-                      <w:r>
-                        <w:t>13. Зн13 - Если Сезон = Лето и Доступность = Моторная лодка и Темп = Созерцательный и Добыча = Зубастый хищник, то Метод = Троллинг;</w:t>
-                      </w:r>
-                    </w:p>
-                    <w:p>
-                      <w:pPr>
-                        <w:pStyle w:val="afffff4"/>
-                        <w:ind w:left="100" w:right="109"/>
-                        <w:jc w:val="both"/>
-                      </w:pPr>
-                      <w:r>
-                        <w:t xml:space="preserve">14. Зн14 - Если Сезон = Лето и Доступность = Моторная лодка и Темп = Активный и Добыча = Зубастый хищник, то Метод = Лодочный спиннинг </w:t>
-                      </w:r>
-                      <w:proofErr w:type="spellStart"/>
-                      <w:r>
-                        <w:t>взаброс</w:t>
-                      </w:r>
-                      <w:proofErr w:type="spellEnd"/>
-                      <w:r>
-                        <w:t>;</w:t>
-                      </w:r>
-                    </w:p>
-                  </w:txbxContent>
-                </v:textbox>
-                <w10:wrap type="topAndBottom" anchorx="page"/>
-              </v:shape>
-            </w:pict>
-          </mc:Fallback>
-        </mc:AlternateContent>
-      </w:r>
-      <w:r>
-        <w:t>В ЭС «Выбор метода рыбалки» используются продукционные правила как способ представления знаний.</w:t>
-      </w:r>
-    </w:p>
-    <w:p>
-      <w:pPr>
-        <w:pStyle w:val="afff2"/>
-      </w:pPr>
-      <w:r>
-        <w:lastRenderedPageBreak/>
-        <w:t xml:space="preserve">Формально знания о предметной области «Выбор метода рыбалки» представлены на рисунке 3.1. Сокращение </w:t>
-      </w:r>
-      <w:proofErr w:type="spellStart"/>
-      <w:r>
-        <w:t>Зн</w:t>
-      </w:r>
-      <w:proofErr w:type="spellEnd"/>
-      <w:r>
-        <w:t xml:space="preserve"> обозначает термин «знание». В каждой строке после порядкового номера знаний и их обозначения записана интерпретация этого знания о предметной области:</w:t>
-      </w:r>
-    </w:p>
-    <w:p>
-      <w:pPr>
-        <w:pStyle w:val="afffff4"/>
-        <w:spacing w:before="2"/>
-        <w:ind w:left="0"/>
-        <w:rPr>
-          <w:sz w:val="25"/>
-        </w:rPr>
       </w:pPr>
     </w:p>
     <w:p>
@@ -2452,251 +2298,278 @@
     </w:p>
     <w:p>
       <w:pPr>
-        <w:pStyle w:val="afff2"/>
-        <w:sectPr>
-          <w:type w:val="continuous"/>
-          <w:pgSz w:w="11900" w:h="16850"/>
-          <w:pgMar w:top="1060" w:right="620" w:bottom="280" w:left="1600" w:header="720" w:footer="720" w:gutter="0"/>
-          <w:cols w:space="720"/>
-        </w:sectPr>
-      </w:pPr>
-    </w:p>
-    <w:p>
-      <w:pPr>
         <w:pStyle w:val="afffff4"/>
-        <w:ind w:left="221"/>
+        <w:ind w:left="142"/>
         <w:rPr>
           <w:sz w:val="20"/>
+          <w:highlight w:val="lightGray"/>
         </w:rPr>
       </w:pPr>
       <w:r>
         <w:rPr>
           <w:sz w:val="20"/>
+          <w:highlight w:val="lightGray"/>
+        </w:rPr>
+        <w:t>Если СЕЗОН = ЗИМА и ТЕМП = АКТИВНЫЙ и ДОБЫЧА = ЗУБАСТЫЙ ХИЩНИК, то МЕТОД = Зимнее блеснение / балансир</w:t>
+      </w:r>
+    </w:p>
+    <w:p>
+      <w:pPr>
+        <w:pStyle w:val="afffff4"/>
+        <w:ind w:left="142"/>
+        <w:rPr>
+          <w:sz w:val="20"/>
+          <w:highlight w:val="lightGray"/>
+        </w:rPr>
+      </w:pPr>
+      <w:r>
+        <w:rPr>
+          <w:sz w:val="20"/>
+          <w:highlight w:val="lightGray"/>
+        </w:rPr>
+        <w:t>Если СЕЗОН = ЗИМА и ТЕМП = АКТИВНЫЙ и ДОБЫЧА = МИРНАЯ РЫБА, то МЕТОД = Зимняя ловля на мормышку (активная)</w:t>
+      </w:r>
+    </w:p>
+    <w:p>
+      <w:pPr>
+        <w:pStyle w:val="afffff4"/>
+        <w:ind w:left="142"/>
+        <w:rPr>
+          <w:sz w:val="20"/>
+          <w:highlight w:val="lightGray"/>
+        </w:rPr>
+      </w:pPr>
+      <w:r>
+        <w:rPr>
+          <w:sz w:val="20"/>
+          <w:highlight w:val="lightGray"/>
+        </w:rPr>
+        <w:t>Если СЕЗОН = ЗИМА и ТЕМП = СОЗЕРЦАТЕЛЬНЫЙ и ДОБЫЧА = МИРНАЯ РЫБА и ПРИКОРМКА = ДА, то МЕТОД = Зимняя поплавочная удочка</w:t>
+      </w:r>
+    </w:p>
+    <w:p>
+      <w:pPr>
+        <w:pStyle w:val="afffff4"/>
+        <w:ind w:left="142"/>
+        <w:rPr>
+          <w:sz w:val="20"/>
+          <w:highlight w:val="lightGray"/>
+        </w:rPr>
+      </w:pPr>
+      <w:r>
+        <w:rPr>
+          <w:sz w:val="20"/>
+          <w:highlight w:val="lightGray"/>
+        </w:rPr>
+        <w:t>Если СЕЗОН = ЗИМА и ТЕМП = СОЗЕРЦАТЕЛЬНЫЙ и ДОБЫЧА = ЗУБАСТЫЙ ХИЩНИК, то МЕТОД = Ловля на зимние жерлицы</w:t>
+      </w:r>
+    </w:p>
+    <w:p>
+      <w:pPr>
+        <w:pStyle w:val="afffff4"/>
+        <w:ind w:left="142"/>
+        <w:rPr>
+          <w:sz w:val="20"/>
+          <w:highlight w:val="lightGray"/>
+        </w:rPr>
+      </w:pPr>
+      <w:r>
+        <w:rPr>
+          <w:sz w:val="20"/>
+          <w:highlight w:val="lightGray"/>
+        </w:rPr>
+        <w:t>Если СЕЗОН = ЛЕТО и ТЕМП = СОЗЕРЦАТЕЛЬНЫЙ и ДОСТУПНОСТЬ = БЕРЕГ и АКВАТОРИЯ = ТИХАЯ ВОДА, то МЕТОД = Поплавочная удочка (мах)</w:t>
+      </w:r>
+    </w:p>
+    <w:p>
+      <w:pPr>
+        <w:pStyle w:val="afffff4"/>
+        <w:ind w:left="142"/>
+        <w:rPr>
+          <w:sz w:val="20"/>
+          <w:highlight w:val="lightGray"/>
+        </w:rPr>
+      </w:pPr>
+      <w:r>
+        <w:rPr>
+          <w:sz w:val="20"/>
+          <w:highlight w:val="lightGray"/>
+        </w:rPr>
+        <w:t>Если СЕЗОН = ЛЕТО и ТЕМП = СОЗЕРЦАТЕЛЬНЫЙ и ДОСТУПНОСТЬ = БЕРЕГ и АКВАТОРИЯ = ГЛУБОКОЕ ДНО и ПРИКОРМКА = ДА, то МЕТОД = Фидер (донная ловля с кормушкой)</w:t>
+      </w:r>
+    </w:p>
+    <w:p>
+      <w:pPr>
+        <w:pStyle w:val="afffff4"/>
+        <w:ind w:left="142"/>
+        <w:rPr>
+          <w:sz w:val="20"/>
+          <w:highlight w:val="lightGray"/>
+        </w:rPr>
+      </w:pPr>
+      <w:r>
+        <w:rPr>
+          <w:sz w:val="20"/>
+          <w:highlight w:val="lightGray"/>
+        </w:rPr>
+        <w:t>Если СЕЗОН = ЛЕТО и ТЕМП = СОЗЕРЦАТЕЛЬНЫЙ и ДОСТУПНОСТЬ = БЕРЕГ и АКВАТОРИЯ = ГЛУБОКОЕ ДНО и ПРИКОРМКА = НЕТ, то МЕТОД = Простая донная удочка (донка)</w:t>
+      </w:r>
+    </w:p>
+    <w:p>
+      <w:pPr>
+        <w:pStyle w:val="afffff4"/>
+        <w:ind w:left="142"/>
+        <w:rPr>
+          <w:sz w:val="20"/>
+          <w:highlight w:val="lightGray"/>
+        </w:rPr>
+      </w:pPr>
+      <w:r>
+        <w:rPr>
+          <w:sz w:val="20"/>
+          <w:highlight w:val="lightGray"/>
+        </w:rPr>
+        <w:t>Если СЕЗОН = ЛЕТО и ТЕМП = АКТИВНЫЙ и ДОСТУПНОСТЬ = ЗАХОД В ВОДУ и АКВАТОРИЯ = БЫСТРАЯ РЕКА, то МЕТОД = Нахлыст вброд</w:t>
+      </w:r>
+    </w:p>
+    <w:p>
+      <w:pPr>
+        <w:pStyle w:val="afffff4"/>
+        <w:ind w:left="142"/>
+        <w:rPr>
+          <w:sz w:val="20"/>
+          <w:highlight w:val="lightGray"/>
+        </w:rPr>
+      </w:pPr>
+      <w:r>
+        <w:rPr>
+          <w:sz w:val="20"/>
+          <w:highlight w:val="lightGray"/>
+        </w:rPr>
+        <w:t>Если СЕЗОН = ЛЕТО и ТЕМП = АКТИВНЫЙ и ДОСТУПНОСТЬ = БЕРЕГ и АКВАТОРИЯ = БЫСТРАЯ РЕКА, то МЕТОД = Легкий спиннинг (ультралайт)</w:t>
+      </w:r>
+    </w:p>
+    <w:p>
+      <w:pPr>
+        <w:pStyle w:val="afffff4"/>
+        <w:ind w:left="142"/>
+        <w:rPr>
+          <w:sz w:val="20"/>
+          <w:highlight w:val="lightGray"/>
+        </w:rPr>
+      </w:pPr>
+      <w:r>
+        <w:rPr>
+          <w:sz w:val="20"/>
+          <w:highlight w:val="lightGray"/>
+        </w:rPr>
+        <w:t xml:space="preserve">Если СЕЗОН = ЛЕТО и ТЕМП = АКТИВНЫЙ и ДОСТУПНОСТЬ = БЕРЕГ и АКВАТОРИЯ = ТИХАЯ ВОДА и ДОБЫЧА = ЗУБАСТЫЙ ХИЩНИК, то МЕТОД = Классический спиннинг </w:t>
+      </w:r>
+      <w:proofErr w:type="spellStart"/>
+      <w:r>
+        <w:rPr>
+          <w:sz w:val="20"/>
+          <w:highlight w:val="lightGray"/>
+        </w:rPr>
+        <w:t>взаброс</w:t>
+      </w:r>
+      <w:proofErr w:type="spellEnd"/>
+    </w:p>
+    <w:p>
+      <w:pPr>
+        <w:pStyle w:val="afffff4"/>
+        <w:ind w:left="142"/>
+        <w:rPr>
+          <w:sz w:val="20"/>
+          <w:highlight w:val="lightGray"/>
+        </w:rPr>
+      </w:pPr>
+      <w:r>
+        <w:rPr>
+          <w:sz w:val="20"/>
+          <w:highlight w:val="lightGray"/>
+        </w:rPr>
+        <w:t>Если СЕЗОН = ЛЕТО и ТЕМП = АКТИВНЫЙ и ДОСТУПНОСТЬ = БЕРЕГ и АКВАТОРИЯ = ТИХАЯ ВОДА и ДОБЫЧА = МИРНАЯ РЫБА, то МЕТОД = Бомбарда (</w:t>
+      </w:r>
+      <w:proofErr w:type="spellStart"/>
+      <w:r>
+        <w:rPr>
+          <w:sz w:val="20"/>
+          <w:highlight w:val="lightGray"/>
+        </w:rPr>
+        <w:t>сбирулино</w:t>
+      </w:r>
+      <w:proofErr w:type="spellEnd"/>
+      <w:r>
+        <w:rPr>
+          <w:sz w:val="20"/>
+          <w:highlight w:val="lightGray"/>
+        </w:rPr>
+        <w:t>)</w:t>
+      </w:r>
+    </w:p>
+    <w:p>
+      <w:pPr>
+        <w:pStyle w:val="afffff4"/>
+        <w:ind w:left="142"/>
+        <w:rPr>
+          <w:sz w:val="20"/>
+          <w:highlight w:val="lightGray"/>
+        </w:rPr>
+      </w:pPr>
+      <w:r>
+        <w:rPr>
+          <w:sz w:val="20"/>
+          <w:highlight w:val="lightGray"/>
+        </w:rPr>
+        <w:t>Если СЕЗОН = ЛЕТО и ДОСТУПНОСТЬ = ЛОДКА БЕЗ МОТОРА и ТЕМП = СОЗЕРЦАТЕЛЬНЫЙ, то МЕТОД = Бортовая удочка</w:t>
+      </w:r>
+    </w:p>
+    <w:p>
+      <w:pPr>
+        <w:pStyle w:val="afffff4"/>
+        <w:ind w:left="142"/>
+        <w:rPr>
+          <w:sz w:val="20"/>
+          <w:highlight w:val="lightGray"/>
+        </w:rPr>
+      </w:pPr>
+      <w:r>
+        <w:rPr>
+          <w:sz w:val="20"/>
+          <w:highlight w:val="lightGray"/>
+        </w:rPr>
+        <w:t>Если СЕЗОН = ЛЕТО и ДОСТУПНОСТЬ = МОТОРНАЯ ЛОДКА и ТЕМП = СОЗЕРЦАТЕЛЬНЫЙ и ДОБЫЧА = ЗУБАСТЫЙ ХИЩНИК, то МЕТОД = Троллинг</w:t>
+      </w:r>
+    </w:p>
+    <w:p>
+      <w:pPr>
+        <w:pStyle w:val="afffff4"/>
+        <w:ind w:left="142"/>
+        <w:rPr>
+          <w:sz w:val="20"/>
+        </w:rPr>
+      </w:pPr>
+      <w:r>
+        <w:rPr>
+          <w:sz w:val="20"/>
+          <w:highlight w:val="lightGray"/>
+        </w:rPr>
+        <w:t xml:space="preserve">Если СЕЗОН = ЛЕТО и ДОСТУПНОСТЬ = МОТОРНАЯ ЛОДКА и ТЕМП = АКТИВНЫЙ и ДОБЫЧА = </w:t>
+      </w:r>
+      <w:r>
+        <w:rPr>
+          <w:sz w:val="20"/>
+          <w:highlight w:val="lightGray"/>
         </w:rPr>
         <w:lastRenderedPageBreak/>
-        <w:t>Если СЕЗОН = ЗИМА и ТЕМП = АКТИВНЫЙ и ДОБЫЧА = ЗУБАСТЫЙ ХИЩНИК, то МЕТОД = Зимнее блеснение / балансир</w:t>
-      </w:r>
-    </w:p>
-    <w:p>
-      <w:pPr>
-        <w:pStyle w:val="afffff4"/>
-        <w:ind w:left="221"/>
+        <w:t xml:space="preserve">ЗУБАСТЫЙ ХИЩНИК, то МЕТОД = Лодочный спиннинг </w:t>
+      </w:r>
+      <w:proofErr w:type="spellStart"/>
+      <w:r>
         <w:rPr>
           <w:sz w:val="20"/>
-        </w:rPr>
-      </w:pPr>
-      <w:r>
-        <w:rPr>
-          <w:sz w:val="20"/>
-        </w:rPr>
-        <w:t>Если СЕЗОН = ЗИМА и ТЕМП = АКТИВНЫЙ и ДОБЫЧА = МИРНАЯ РЫБА, то МЕТОД = Зимняя ловля на мормышку (активная)</w:t>
-      </w:r>
-    </w:p>
-    <w:p>
-      <w:pPr>
-        <w:pStyle w:val="afffff4"/>
-        <w:ind w:left="221"/>
-        <w:rPr>
-          <w:sz w:val="20"/>
-        </w:rPr>
-      </w:pPr>
-      <w:r>
-        <w:rPr>
-          <w:sz w:val="20"/>
-        </w:rPr>
-        <w:t>Если СЕЗОН = ЗИМА и ТЕМП = СОЗЕРЦАТЕЛЬНЫЙ и ДОБЫЧА = МИРНАЯ РЫБА и ПРИКОРМКА = ДА, то МЕТОД = Зимняя поплавочная удочка</w:t>
-      </w:r>
-    </w:p>
-    <w:p>
-      <w:pPr>
-        <w:pStyle w:val="afffff4"/>
-        <w:ind w:left="221"/>
-        <w:rPr>
-          <w:sz w:val="20"/>
-        </w:rPr>
-      </w:pPr>
-      <w:r>
-        <w:rPr>
-          <w:sz w:val="20"/>
-        </w:rPr>
-        <w:t>Если СЕЗОН = ЗИМА и ТЕМП = СОЗЕРЦАТЕЛЬНЫЙ и ДОБЫЧА = ЗУБАСТЫЙ ХИЩНИК, то МЕТОД = Ловля на зимние жерлицы</w:t>
-      </w:r>
-    </w:p>
-    <w:p>
-      <w:pPr>
-        <w:pStyle w:val="afffff4"/>
-        <w:ind w:left="221"/>
-        <w:rPr>
-          <w:sz w:val="20"/>
-        </w:rPr>
-      </w:pPr>
-      <w:r>
-        <w:rPr>
-          <w:sz w:val="20"/>
-        </w:rPr>
-        <w:t>Если СЕЗОН = ЛЕТО и ТЕМП = СОЗЕРЦАТЕЛЬНЫЙ и ДОСТУПНОСТЬ = БЕРЕГ и АКВАТОРИЯ = ТИХАЯ ВОДА, то МЕТОД = Поплавочная удочка (мах)</w:t>
-      </w:r>
-    </w:p>
-    <w:p>
-      <w:pPr>
-        <w:pStyle w:val="afffff4"/>
-        <w:ind w:left="221"/>
-        <w:rPr>
-          <w:sz w:val="20"/>
-        </w:rPr>
-      </w:pPr>
-      <w:r>
-        <w:rPr>
-          <w:sz w:val="20"/>
-        </w:rPr>
-        <w:t>Если СЕЗОН = ЛЕТО и ТЕМП = СОЗЕРЦАТЕЛЬНЫЙ и ДОСТУПНОСТЬ = БЕРЕГ и АКВАТОРИЯ = ГЛУБОКОЕ ДНО и ПРИКОРМКА = ДА, то МЕТОД = Фидер (донная ловля с кормушкой)</w:t>
-      </w:r>
-    </w:p>
-    <w:p>
-      <w:pPr>
-        <w:pStyle w:val="afffff4"/>
-        <w:ind w:left="221"/>
-        <w:rPr>
-          <w:sz w:val="20"/>
-        </w:rPr>
-      </w:pPr>
-      <w:r>
-        <w:rPr>
-          <w:sz w:val="20"/>
-        </w:rPr>
-        <w:t>Если СЕЗОН = ЛЕТО и ТЕМП = СОЗЕРЦАТЕЛЬНЫЙ и ДОСТУПНОСТЬ = БЕРЕГ и АКВАТОРИЯ = ГЛУБОКОЕ ДНО и ПРИКОРМКА = НЕТ, то МЕТОД = Простая донная удочка (донка)</w:t>
-      </w:r>
-    </w:p>
-    <w:p>
-      <w:pPr>
-        <w:pStyle w:val="afffff4"/>
-        <w:ind w:left="221"/>
-        <w:rPr>
-          <w:sz w:val="20"/>
-        </w:rPr>
-      </w:pPr>
-      <w:r>
-        <w:rPr>
-          <w:sz w:val="20"/>
-        </w:rPr>
-        <w:t>Если СЕЗОН = ЛЕТО и ТЕМП = АКТИВНЫЙ и ДОСТУПНОСТЬ = ЗАХОД В ВОДУ и АКВАТОРИЯ = БЫСТРАЯ РЕКА, то МЕТОД = Нахлыст вброд</w:t>
-      </w:r>
-    </w:p>
-    <w:p>
-      <w:pPr>
-        <w:pStyle w:val="afffff4"/>
-        <w:ind w:left="221"/>
-        <w:rPr>
-          <w:sz w:val="20"/>
-        </w:rPr>
-      </w:pPr>
-      <w:r>
-        <w:rPr>
-          <w:sz w:val="20"/>
-        </w:rPr>
-        <w:t>Если СЕЗОН = ЛЕТО и ТЕМП = АКТИВНЫЙ и ДОСТУПНОСТЬ = БЕРЕГ и АКВАТОРИЯ = БЫСТРАЯ РЕКА, то МЕТОД = Легкий спиннинг (ультралайт)</w:t>
-      </w:r>
-    </w:p>
-    <w:p>
-      <w:pPr>
-        <w:pStyle w:val="afffff4"/>
-        <w:ind w:left="221"/>
-        <w:rPr>
-          <w:sz w:val="20"/>
-        </w:rPr>
-      </w:pPr>
-      <w:r>
-        <w:rPr>
-          <w:sz w:val="20"/>
-        </w:rPr>
-        <w:t xml:space="preserve">Если СЕЗОН = ЛЕТО и ТЕМП = АКТИВНЫЙ и ДОСТУПНОСТЬ = БЕРЕГ и АКВАТОРИЯ = ТИХАЯ ВОДА и ДОБЫЧА = ЗУБАСТЫЙ ХИЩНИК, то МЕТОД = Классический спиннинг </w:t>
-      </w:r>
-      <w:proofErr w:type="spellStart"/>
-      <w:r>
-        <w:rPr>
-          <w:sz w:val="20"/>
-        </w:rPr>
-        <w:t>взаброс</w:t>
-      </w:r>
-      <w:proofErr w:type="spellEnd"/>
-    </w:p>
-    <w:p>
-      <w:pPr>
-        <w:pStyle w:val="afffff4"/>
-        <w:ind w:left="221"/>
-        <w:rPr>
-          <w:sz w:val="20"/>
-        </w:rPr>
-      </w:pPr>
-      <w:r>
-        <w:rPr>
-          <w:sz w:val="20"/>
-        </w:rPr>
-        <w:t>Если СЕЗОН = ЛЕТО и ТЕМП = АКТИВНЫЙ и ДОСТУПНОСТЬ = БЕРЕГ и АКВАТОРИЯ = ТИХАЯ ВОДА и ДОБЫЧА = МИРНАЯ РЫБА, то МЕТОД = Бомбарда (</w:t>
-      </w:r>
-      <w:proofErr w:type="spellStart"/>
-      <w:r>
-        <w:rPr>
-          <w:sz w:val="20"/>
-        </w:rPr>
-        <w:t>сбирулино</w:t>
-      </w:r>
-      <w:proofErr w:type="spellEnd"/>
-      <w:r>
-        <w:rPr>
-          <w:sz w:val="20"/>
-        </w:rPr>
-        <w:t>)</w:t>
-      </w:r>
-    </w:p>
-    <w:p>
-      <w:pPr>
-        <w:pStyle w:val="afffff4"/>
-        <w:ind w:left="221"/>
-        <w:rPr>
-          <w:sz w:val="20"/>
-        </w:rPr>
-      </w:pPr>
-      <w:r>
-        <w:rPr>
-          <w:sz w:val="20"/>
-        </w:rPr>
-        <w:t>Если СЕЗОН = ЛЕТО и ДОСТУПНОСТЬ = ЛОДКА БЕЗ МОТОРА и ТЕМП = СОЗЕРЦАТЕЛЬНЫЙ, то МЕТОД = Бортовая удочка</w:t>
-      </w:r>
-    </w:p>
-    <w:p>
-      <w:pPr>
-        <w:pStyle w:val="afffff4"/>
-        <w:ind w:left="221"/>
-        <w:rPr>
-          <w:sz w:val="20"/>
-        </w:rPr>
-      </w:pPr>
-      <w:r>
-        <w:rPr>
-          <w:sz w:val="20"/>
-        </w:rPr>
-        <w:t>Если СЕЗОН = ЛЕТО и ДОСТУПНОСТЬ = МОТОРНАЯ ЛОДКА и ТЕМП = СОЗЕРЦАТЕЛЬНЫЙ и ДОБЫЧА = ЗУБАСТЫЙ ХИЩНИК, то МЕТОД = Троллинг</w:t>
-      </w:r>
-    </w:p>
-    <w:p>
-      <w:pPr>
-        <w:pStyle w:val="afffff4"/>
-        <w:ind w:left="221"/>
-        <w:rPr>
-          <w:sz w:val="20"/>
-        </w:rPr>
-      </w:pPr>
-      <w:r>
-        <w:rPr>
-          <w:sz w:val="20"/>
-        </w:rPr>
-        <w:t xml:space="preserve">Если СЕЗОН = ЛЕТО и ДОСТУПНОСТЬ = МОТОРНАЯ ЛОДКА и ТЕМП = АКТИВНЫЙ и ДОБЫЧА = ЗУБАСТЫЙ ХИЩНИК, то МЕТОД = Лодочный спиннинг </w:t>
-      </w:r>
-      <w:proofErr w:type="spellStart"/>
-      <w:r>
-        <w:rPr>
-          <w:sz w:val="20"/>
+          <w:highlight w:val="lightGray"/>
         </w:rPr>
         <w:t>взаброс</w:t>
       </w:r>
@@ -5876,6 +5749,7 @@
   <w:style w:type="character" w:default="1" w:styleId="a7">
     <w:name w:val="Default Paragraph Font"/>
     <w:uiPriority w:val="1"/>
+    <w:semiHidden/>
     <w:unhideWhenUsed/>
   </w:style>
   <w:style w:type="table" w:default="1" w:styleId="a8">
